--- a/CSDI-10895055-am.docx
+++ b/CSDI-10895055-am.docx
@@ -66,12 +66,21 @@
           <w:lang w:eastAsia="zh-CN"/>
         </w:rPr>
       </w:pPr>
+      <w:proofErr w:type="spellStart"/>
       <w:r>
         <w:rPr>
           <w:b/>
           <w:sz w:val="21"/>
         </w:rPr>
-        <w:t>Programme: Computer Science Data Informatics</w:t>
+        <w:t>Programme</w:t>
+      </w:r>
+      <w:proofErr w:type="spellEnd"/>
+      <w:r>
+        <w:rPr>
+          <w:b/>
+          <w:sz w:val="21"/>
+        </w:rPr>
+        <w:t>: Computer Science Data Informatics</w:t>
       </w:r>
     </w:p>
     <w:p>
@@ -120,8 +129,39 @@
       </w:r>
     </w:p>
     <w:p>
+      <w:pPr>
+        <w:rPr>
+          <w:rFonts w:eastAsia="宋体" w:hint="eastAsia"/>
+          <w:lang w:eastAsia="zh-CN"/>
+        </w:rPr>
+      </w:pPr>
       <w:r>
         <w:t>This appendix provides the information required to reproduce the diffusion-model experiments reported in the MSc project. It covers the computing environment, experimental parameters, code structure, execution procedure and the result folders used in the report. Full source listings are not repeated because the Python files are supplied with the project.</w:t>
+      </w:r>
+      <w:r>
+        <w:rPr>
+          <w:rFonts w:eastAsia="宋体" w:hint="eastAsia"/>
+          <w:lang w:eastAsia="zh-CN"/>
+        </w:rPr>
+        <w:t xml:space="preserve"> </w:t>
+      </w:r>
+      <w:r>
+        <w:rPr>
+          <w:rFonts w:eastAsia="宋体" w:hint="eastAsia"/>
+          <w:b/>
+          <w:bCs/>
+          <w:lang w:eastAsia="zh-CN"/>
+        </w:rPr>
+        <w:t>A GitHub link is also included</w:t>
+      </w:r>
+      <w:r>
+        <w:rPr>
+          <w:rFonts w:eastAsia="宋体" w:hint="eastAsia"/>
+          <w:b/>
+          <w:bCs/>
+          <w:lang w:eastAsia="zh-CN"/>
+        </w:rPr>
+        <w:t xml:space="preserve"> on 4.3.</w:t>
       </w:r>
     </w:p>
     <w:p>
@@ -385,12 +425,14 @@
             <w:pPr>
               <w:spacing w:after="0"/>
             </w:pPr>
+            <w:proofErr w:type="spellStart"/>
             <w:r>
               <w:rPr>
                 <w:sz w:val="18"/>
               </w:rPr>
               <w:t>PyTorch</w:t>
             </w:r>
+            <w:proofErr w:type="spellEnd"/>
           </w:p>
         </w:tc>
         <w:tc>
@@ -487,12 +529,14 @@
             <w:pPr>
               <w:spacing w:after="0"/>
             </w:pPr>
+            <w:proofErr w:type="spellStart"/>
             <w:r>
               <w:rPr>
                 <w:sz w:val="18"/>
               </w:rPr>
               <w:t>torchvision</w:t>
             </w:r>
+            <w:proofErr w:type="spellEnd"/>
           </w:p>
         </w:tc>
         <w:tc>
@@ -538,12 +582,14 @@
             <w:pPr>
               <w:spacing w:after="0"/>
             </w:pPr>
+            <w:proofErr w:type="spellStart"/>
             <w:r>
               <w:rPr>
                 <w:sz w:val="18"/>
               </w:rPr>
               <w:t>tqdm</w:t>
             </w:r>
+            <w:proofErr w:type="spellEnd"/>
           </w:p>
         </w:tc>
         <w:tc>
@@ -880,7 +926,35 @@
               <w:rPr>
                 <w:sz w:val="18"/>
               </w:rPr>
-              <w:t>Linear; beta_start = 1e-4, beta_end = 0.02</w:t>
+              <w:t xml:space="preserve">Linear; </w:t>
+            </w:r>
+            <w:proofErr w:type="spellStart"/>
+            <w:r>
+              <w:rPr>
+                <w:sz w:val="18"/>
+              </w:rPr>
+              <w:t>beta_start</w:t>
+            </w:r>
+            <w:proofErr w:type="spellEnd"/>
+            <w:r>
+              <w:rPr>
+                <w:sz w:val="18"/>
+              </w:rPr>
+              <w:t xml:space="preserve"> = 1e-4, </w:t>
+            </w:r>
+            <w:proofErr w:type="spellStart"/>
+            <w:r>
+              <w:rPr>
+                <w:sz w:val="18"/>
+              </w:rPr>
+              <w:t>beta_end</w:t>
+            </w:r>
+            <w:proofErr w:type="spellEnd"/>
+            <w:r>
+              <w:rPr>
+                <w:sz w:val="18"/>
+              </w:rPr>
+              <w:t xml:space="preserve"> = 0.02</w:t>
             </w:r>
           </w:p>
         </w:tc>
@@ -1581,11 +1655,19 @@
             <w:pPr>
               <w:spacing w:after="0"/>
             </w:pPr>
+            <w:proofErr w:type="spellStart"/>
             <w:r>
               <w:rPr>
                 <w:sz w:val="16"/>
               </w:rPr>
-              <w:t>diffusion_code/</w:t>
+              <w:t>diffusion_code</w:t>
+            </w:r>
+            <w:proofErr w:type="spellEnd"/>
+            <w:r>
+              <w:rPr>
+                <w:sz w:val="16"/>
+              </w:rPr>
+              <w:t>/</w:t>
             </w:r>
             <w:r>
               <w:rPr>
@@ -1640,11 +1722,19 @@
             <w:pPr>
               <w:spacing w:after="0"/>
             </w:pPr>
+            <w:proofErr w:type="spellStart"/>
             <w:r>
               <w:rPr>
                 <w:sz w:val="16"/>
               </w:rPr>
-              <w:t>diffusion_code_expansion_circle/</w:t>
+              <w:t>diffusion_code_expansion_circle</w:t>
+            </w:r>
+            <w:proofErr w:type="spellEnd"/>
+            <w:r>
+              <w:rPr>
+                <w:sz w:val="16"/>
+              </w:rPr>
+              <w:t>/</w:t>
             </w:r>
             <w:r>
               <w:rPr>
@@ -1699,11 +1789,19 @@
             <w:pPr>
               <w:spacing w:after="0"/>
             </w:pPr>
+            <w:proofErr w:type="spellStart"/>
             <w:r>
               <w:rPr>
                 <w:sz w:val="16"/>
               </w:rPr>
-              <w:t>diffusion_code_expansion_two_moons/</w:t>
+              <w:t>diffusion_code_expansion_two_moons</w:t>
+            </w:r>
+            <w:proofErr w:type="spellEnd"/>
+            <w:r>
+              <w:rPr>
+                <w:sz w:val="16"/>
+              </w:rPr>
+              <w:t>/</w:t>
             </w:r>
             <w:r>
               <w:rPr>
@@ -1758,11 +1856,19 @@
             <w:pPr>
               <w:spacing w:after="0"/>
             </w:pPr>
+            <w:proofErr w:type="spellStart"/>
             <w:r>
               <w:rPr>
                 <w:sz w:val="16"/>
               </w:rPr>
-              <w:t>diffusion_code_expansion_checkerboard/</w:t>
+              <w:t>diffusion_code_expansion_checkerboard</w:t>
+            </w:r>
+            <w:proofErr w:type="spellEnd"/>
+            <w:r>
+              <w:rPr>
+                <w:sz w:val="16"/>
+              </w:rPr>
+              <w:t>/</w:t>
             </w:r>
             <w:r>
               <w:rPr>
@@ -1817,11 +1923,19 @@
             <w:pPr>
               <w:spacing w:after="0"/>
             </w:pPr>
+            <w:proofErr w:type="spellStart"/>
             <w:r>
               <w:rPr>
                 <w:sz w:val="16"/>
               </w:rPr>
-              <w:t>two_moons_shape/</w:t>
+              <w:t>two_moons_shape</w:t>
+            </w:r>
+            <w:proofErr w:type="spellEnd"/>
+            <w:r>
+              <w:rPr>
+                <w:sz w:val="16"/>
+              </w:rPr>
+              <w:t>/</w:t>
             </w:r>
             <w:r>
               <w:rPr>
@@ -1976,11 +2090,19 @@
             <w:pPr>
               <w:spacing w:after="0"/>
             </w:pPr>
+            <w:proofErr w:type="spellStart"/>
             <w:r>
               <w:rPr>
                 <w:sz w:val="18"/>
               </w:rPr>
-              <w:t>diffusion_code/</w:t>
+              <w:t>diffusion_code</w:t>
+            </w:r>
+            <w:proofErr w:type="spellEnd"/>
+            <w:r>
+              <w:rPr>
+                <w:sz w:val="18"/>
+              </w:rPr>
+              <w:t>/</w:t>
             </w:r>
           </w:p>
         </w:tc>
@@ -2027,11 +2149,19 @@
             <w:pPr>
               <w:spacing w:after="0"/>
             </w:pPr>
+            <w:proofErr w:type="spellStart"/>
             <w:r>
               <w:rPr>
                 <w:sz w:val="18"/>
               </w:rPr>
-              <w:t>diffusion_code_expansion_circle/</w:t>
+              <w:t>diffusion_code_expansion_circle</w:t>
+            </w:r>
+            <w:proofErr w:type="spellEnd"/>
+            <w:r>
+              <w:rPr>
+                <w:sz w:val="18"/>
+              </w:rPr>
+              <w:t>/</w:t>
             </w:r>
           </w:p>
         </w:tc>
@@ -2078,11 +2208,19 @@
             <w:pPr>
               <w:spacing w:after="0"/>
             </w:pPr>
+            <w:proofErr w:type="spellStart"/>
             <w:r>
               <w:rPr>
                 <w:sz w:val="18"/>
               </w:rPr>
-              <w:t>diffusion_code_expansion_two_moons/</w:t>
+              <w:t>diffusion_code_expansion_two_moons</w:t>
+            </w:r>
+            <w:proofErr w:type="spellEnd"/>
+            <w:r>
+              <w:rPr>
+                <w:sz w:val="18"/>
+              </w:rPr>
+              <w:t>/</w:t>
             </w:r>
           </w:p>
         </w:tc>
@@ -2129,11 +2267,19 @@
             <w:pPr>
               <w:spacing w:after="0"/>
             </w:pPr>
+            <w:proofErr w:type="spellStart"/>
             <w:r>
               <w:rPr>
                 <w:sz w:val="18"/>
               </w:rPr>
-              <w:t>diffusion_code_expansion_checkerboard/</w:t>
+              <w:t>diffusion_code_expansion_checkerboard</w:t>
+            </w:r>
+            <w:proofErr w:type="spellEnd"/>
+            <w:r>
+              <w:rPr>
+                <w:sz w:val="18"/>
+              </w:rPr>
+              <w:t>/</w:t>
             </w:r>
           </w:p>
         </w:tc>
@@ -2180,11 +2326,19 @@
             <w:pPr>
               <w:spacing w:after="0"/>
             </w:pPr>
+            <w:proofErr w:type="spellStart"/>
             <w:r>
               <w:rPr>
                 <w:sz w:val="18"/>
               </w:rPr>
-              <w:t>two_moons_shape/</w:t>
+              <w:t>two_moons_shape</w:t>
+            </w:r>
+            <w:proofErr w:type="spellEnd"/>
+            <w:r>
+              <w:rPr>
+                <w:sz w:val="18"/>
+              </w:rPr>
+              <w:t>/</w:t>
             </w:r>
           </w:p>
         </w:tc>
@@ -2226,7 +2380,7 @@
       <w:pPr>
         <w:spacing w:after="0"/>
         <w:rPr>
-          <w:rFonts w:eastAsia="宋体" w:hint="eastAsia"/>
+          <w:rFonts w:eastAsia="宋体"/>
           <w:lang w:eastAsia="zh-CN"/>
         </w:rPr>
       </w:pPr>
@@ -2670,7 +2824,7 @@
       <w:pPr>
         <w:pStyle w:val="Heading2"/>
         <w:rPr>
-          <w:rFonts w:eastAsia="宋体" w:hint="eastAsia"/>
+          <w:rFonts w:eastAsia="宋体"/>
           <w:lang w:eastAsia="zh-CN"/>
         </w:rPr>
       </w:pPr>
@@ -3038,7 +3192,7 @@
     </w:p>
     <w:p>
       <w:r>
-        <w:t>Each result folder contains the relevant trained model checkpoint, real/generated sample plots and bound-term CSV output. Some replication folders also contain a comparison plot or LaTeX table.</w:t>
+        <w:t xml:space="preserve">Each result folder contains the relevant trained model checkpoint, real/generated sample plots and bound-term CSV output. </w:t>
       </w:r>
     </w:p>
     <w:p>
@@ -3080,7 +3234,23 @@
           <w:rFonts w:eastAsia="宋体"/>
           <w:lang w:eastAsia="zh-CN"/>
         </w:rPr>
-        <w:t>No global random seed was fixed in the reported experiments. Training therefore depends on random network initialisation, minibatch ordering, sampled diffusion time steps and Gaussian noise. Certificate evaluation also uses newly generated certification samples and stochastic reverse trajectories. Consequently, independent executions are not expected to reproduce exactly identical numerical values. The archived result folders are supplied as reference outputs from the runs reported in the dissertation.</w:t>
+        <w:t xml:space="preserve">No global random seed was fixed in the reported experiments. Training therefore depends on random network </w:t>
+      </w:r>
+      <w:proofErr w:type="spellStart"/>
+      <w:r>
+        <w:rPr>
+          <w:rFonts w:eastAsia="宋体"/>
+          <w:lang w:eastAsia="zh-CN"/>
+        </w:rPr>
+        <w:t>initialisation</w:t>
+      </w:r>
+      <w:proofErr w:type="spellEnd"/>
+      <w:r>
+        <w:rPr>
+          <w:rFonts w:eastAsia="宋体"/>
+          <w:lang w:eastAsia="zh-CN"/>
+        </w:rPr>
+        <w:t>, minibatch ordering, sampled diffusion time steps and Gaussian noise. Certificate evaluation also uses newly generated certification samples and stochastic reverse trajectories. Consequently, independent executions are not expected to reproduce exactly identical numerical values. The archived result folders are supplied as reference outputs from the runs reported in the dissertation.</w:t>
       </w:r>
     </w:p>
     <w:p>

--- a/CSDI-10895055-am.docx
+++ b/CSDI-10895055-am.docx
@@ -66,21 +66,12 @@
           <w:lang w:eastAsia="zh-CN"/>
         </w:rPr>
       </w:pPr>
-      <w:proofErr w:type="spellStart"/>
       <w:r>
         <w:rPr>
           <w:b/>
           <w:sz w:val="21"/>
         </w:rPr>
-        <w:t>Programme</w:t>
-      </w:r>
-      <w:proofErr w:type="spellEnd"/>
-      <w:r>
-        <w:rPr>
-          <w:b/>
-          <w:sz w:val="21"/>
-        </w:rPr>
-        <w:t>: Computer Science Data Informatics</w:t>
+        <w:t>Programme: Computer Science Data Informatics</w:t>
       </w:r>
     </w:p>
     <w:p>
@@ -131,7 +122,7 @@
     <w:p>
       <w:pPr>
         <w:rPr>
-          <w:rFonts w:eastAsia="宋体" w:hint="eastAsia"/>
+          <w:rFonts w:eastAsia="宋体"/>
           <w:lang w:eastAsia="zh-CN"/>
         </w:rPr>
       </w:pPr>
@@ -147,12 +138,12 @@
       </w:r>
       <w:r>
         <w:rPr>
-          <w:rFonts w:eastAsia="宋体" w:hint="eastAsia"/>
+          <w:rFonts w:eastAsia="宋体"/>
           <w:b/>
           <w:bCs/>
           <w:lang w:eastAsia="zh-CN"/>
         </w:rPr>
-        <w:t>A GitHub link is also included</w:t>
+        <w:t>A GitHub link is also included in Section 4.3.</w:t>
       </w:r>
       <w:r>
         <w:rPr>
@@ -161,7 +152,7 @@
           <w:bCs/>
           <w:lang w:eastAsia="zh-CN"/>
         </w:rPr>
-        <w:t xml:space="preserve"> on 4.3.</w:t>
+        <w:t>.</w:t>
       </w:r>
     </w:p>
     <w:p>
@@ -425,14 +416,12 @@
             <w:pPr>
               <w:spacing w:after="0"/>
             </w:pPr>
-            <w:proofErr w:type="spellStart"/>
             <w:r>
               <w:rPr>
                 <w:sz w:val="18"/>
               </w:rPr>
               <w:t>PyTorch</w:t>
             </w:r>
-            <w:proofErr w:type="spellEnd"/>
           </w:p>
         </w:tc>
         <w:tc>
@@ -529,14 +518,12 @@
             <w:pPr>
               <w:spacing w:after="0"/>
             </w:pPr>
-            <w:proofErr w:type="spellStart"/>
             <w:r>
               <w:rPr>
                 <w:sz w:val="18"/>
               </w:rPr>
               <w:t>torchvision</w:t>
             </w:r>
-            <w:proofErr w:type="spellEnd"/>
           </w:p>
         </w:tc>
         <w:tc>
@@ -582,14 +569,12 @@
             <w:pPr>
               <w:spacing w:after="0"/>
             </w:pPr>
-            <w:proofErr w:type="spellStart"/>
             <w:r>
               <w:rPr>
                 <w:sz w:val="18"/>
               </w:rPr>
               <w:t>tqdm</w:t>
             </w:r>
-            <w:proofErr w:type="spellEnd"/>
           </w:p>
         </w:tc>
         <w:tc>
@@ -926,35 +911,7 @@
               <w:rPr>
                 <w:sz w:val="18"/>
               </w:rPr>
-              <w:t xml:space="preserve">Linear; </w:t>
-            </w:r>
-            <w:proofErr w:type="spellStart"/>
-            <w:r>
-              <w:rPr>
-                <w:sz w:val="18"/>
-              </w:rPr>
-              <w:t>beta_start</w:t>
-            </w:r>
-            <w:proofErr w:type="spellEnd"/>
-            <w:r>
-              <w:rPr>
-                <w:sz w:val="18"/>
-              </w:rPr>
-              <w:t xml:space="preserve"> = 1e-4, </w:t>
-            </w:r>
-            <w:proofErr w:type="spellStart"/>
-            <w:r>
-              <w:rPr>
-                <w:sz w:val="18"/>
-              </w:rPr>
-              <w:t>beta_end</w:t>
-            </w:r>
-            <w:proofErr w:type="spellEnd"/>
-            <w:r>
-              <w:rPr>
-                <w:sz w:val="18"/>
-              </w:rPr>
-              <w:t xml:space="preserve"> = 0.02</w:t>
+              <w:t>Linear; beta_start = 1e-4, beta_end = 0.02</w:t>
             </w:r>
           </w:p>
         </w:tc>
@@ -1352,6 +1309,7 @@
               <w:rPr>
                 <w:sz w:val="18"/>
               </w:rPr>
+              <w:lastRenderedPageBreak/>
               <w:t>Bound</w:t>
             </w:r>
           </w:p>
@@ -1426,7 +1384,6 @@
               <w:rPr>
                 <w:sz w:val="18"/>
               </w:rPr>
-              <w:lastRenderedPageBreak/>
               <w:t>Bound</w:t>
             </w:r>
           </w:p>
@@ -1655,19 +1612,11 @@
             <w:pPr>
               <w:spacing w:after="0"/>
             </w:pPr>
-            <w:proofErr w:type="spellStart"/>
             <w:r>
               <w:rPr>
                 <w:sz w:val="16"/>
               </w:rPr>
-              <w:t>diffusion_code</w:t>
-            </w:r>
-            <w:proofErr w:type="spellEnd"/>
-            <w:r>
-              <w:rPr>
-                <w:sz w:val="16"/>
-              </w:rPr>
-              <w:t>/</w:t>
+              <w:t>diffusion_code/</w:t>
             </w:r>
             <w:r>
               <w:rPr>
@@ -1722,19 +1671,11 @@
             <w:pPr>
               <w:spacing w:after="0"/>
             </w:pPr>
-            <w:proofErr w:type="spellStart"/>
             <w:r>
               <w:rPr>
                 <w:sz w:val="16"/>
               </w:rPr>
-              <w:t>diffusion_code_expansion_circle</w:t>
-            </w:r>
-            <w:proofErr w:type="spellEnd"/>
-            <w:r>
-              <w:rPr>
-                <w:sz w:val="16"/>
-              </w:rPr>
-              <w:t>/</w:t>
+              <w:t>diffusion_code_expansion_circle/</w:t>
             </w:r>
             <w:r>
               <w:rPr>
@@ -1789,86 +1730,11 @@
             <w:pPr>
               <w:spacing w:after="0"/>
             </w:pPr>
-            <w:proofErr w:type="spellStart"/>
             <w:r>
               <w:rPr>
                 <w:sz w:val="16"/>
               </w:rPr>
-              <w:t>diffusion_code_expansion_two_moons</w:t>
-            </w:r>
-            <w:proofErr w:type="spellEnd"/>
-            <w:r>
-              <w:rPr>
-                <w:sz w:val="16"/>
-              </w:rPr>
-              <w:t>/</w:t>
-            </w:r>
-            <w:r>
-              <w:rPr>
-                <w:sz w:val="16"/>
-              </w:rPr>
-              <w:br/>
-              <w:t>main_two_moons.py</w:t>
-            </w:r>
-          </w:p>
-        </w:tc>
-        <w:tc>
-          <w:tcPr>
-            <w:tcW w:w="2920" w:type="dxa"/>
-            <w:tcMar>
-              <w:top w:w="80" w:type="dxa"/>
-              <w:left w:w="120" w:type="dxa"/>
-              <w:bottom w:w="80" w:type="dxa"/>
-              <w:right w:w="120" w:type="dxa"/>
-            </w:tcMar>
-            <w:vAlign w:val="center"/>
-          </w:tcPr>
-          <w:p>
-            <w:pPr>
-              <w:spacing w:after="0"/>
-            </w:pPr>
-            <w:r>
-              <w:rPr>
-                <w:sz w:val="16"/>
-              </w:rPr>
-              <w:t>Rescaled two moons with U[-0.05, 0.05] coordinate noise</w:t>
-            </w:r>
-          </w:p>
-        </w:tc>
-      </w:tr>
-      <w:tr>
-        <w:trPr>
-          <w:cantSplit/>
-          <w:jc w:val="center"/>
-        </w:trPr>
-        <w:tc>
-          <w:tcPr>
-            <w:tcW w:w="2550" w:type="dxa"/>
-            <w:tcMar>
-              <w:top w:w="80" w:type="dxa"/>
-              <w:left w:w="120" w:type="dxa"/>
-              <w:bottom w:w="80" w:type="dxa"/>
-              <w:right w:w="120" w:type="dxa"/>
-            </w:tcMar>
-            <w:vAlign w:val="center"/>
-          </w:tcPr>
-          <w:p>
-            <w:pPr>
-              <w:spacing w:after="0"/>
-            </w:pPr>
-            <w:proofErr w:type="spellStart"/>
-            <w:r>
-              <w:rPr>
-                <w:sz w:val="16"/>
-              </w:rPr>
-              <w:t>diffusion_code_expansion_checkerboard</w:t>
-            </w:r>
-            <w:proofErr w:type="spellEnd"/>
-            <w:r>
-              <w:rPr>
-                <w:sz w:val="16"/>
-              </w:rPr>
-              <w:t>/</w:t>
+              <w:t>diffusion_code_expansion_checkerboard/</w:t>
             </w:r>
             <w:r>
               <w:rPr>
@@ -1923,19 +1789,11 @@
             <w:pPr>
               <w:spacing w:after="0"/>
             </w:pPr>
-            <w:proofErr w:type="spellStart"/>
             <w:r>
               <w:rPr>
                 <w:sz w:val="16"/>
               </w:rPr>
-              <w:t>two_moons_shape</w:t>
-            </w:r>
-            <w:proofErr w:type="spellEnd"/>
-            <w:r>
-              <w:rPr>
-                <w:sz w:val="16"/>
-              </w:rPr>
-              <w:t>/</w:t>
+              <w:t>two_moons_shape/</w:t>
             </w:r>
             <w:r>
               <w:rPr>
@@ -1979,12 +1837,33 @@
     <w:p>
       <w:pPr>
         <w:rPr>
-          <w:rFonts w:eastAsia="宋体"/>
+          <w:rFonts w:eastAsia="宋体" w:hint="eastAsia"/>
           <w:lang w:eastAsia="zh-CN"/>
         </w:rPr>
       </w:pPr>
       <w:r>
         <w:t>compute_each_term.py loads the saved model, computes the individual bound terms for all six lambda values, prints them and exports a CSV. The main scripts save the trained model and real/generated sample plots.</w:t>
+      </w:r>
+      <w:r>
+        <w:rPr>
+          <w:rFonts w:eastAsia="宋体" w:hint="eastAsia"/>
+          <w:lang w:eastAsia="zh-CN"/>
+        </w:rPr>
+        <w:t xml:space="preserve"> All datasets are in </w:t>
+      </w:r>
+      <w:r>
+        <w:rPr>
+          <w:sz w:val="16"/>
+        </w:rPr>
+        <w:t>[-1, 1]^2</w:t>
+      </w:r>
+      <w:r>
+        <w:rPr>
+          <w:rFonts w:eastAsia="宋体" w:hint="eastAsia"/>
+          <w:sz w:val="16"/>
+          <w:lang w:eastAsia="zh-CN"/>
+        </w:rPr>
+        <w:t>.</w:t>
       </w:r>
     </w:p>
     <w:p>
@@ -2090,19 +1969,11 @@
             <w:pPr>
               <w:spacing w:after="0"/>
             </w:pPr>
-            <w:proofErr w:type="spellStart"/>
             <w:r>
               <w:rPr>
                 <w:sz w:val="18"/>
               </w:rPr>
-              <w:t>diffusion_code</w:t>
-            </w:r>
-            <w:proofErr w:type="spellEnd"/>
-            <w:r>
-              <w:rPr>
-                <w:sz w:val="18"/>
-              </w:rPr>
-              <w:t>/</w:t>
+              <w:t>diffusion_code/</w:t>
             </w:r>
           </w:p>
         </w:tc>
@@ -2149,19 +2020,11 @@
             <w:pPr>
               <w:spacing w:after="0"/>
             </w:pPr>
-            <w:proofErr w:type="spellStart"/>
             <w:r>
               <w:rPr>
                 <w:sz w:val="18"/>
               </w:rPr>
-              <w:t>diffusion_code_expansion_circle</w:t>
-            </w:r>
-            <w:proofErr w:type="spellEnd"/>
-            <w:r>
-              <w:rPr>
-                <w:sz w:val="18"/>
-              </w:rPr>
-              <w:t>/</w:t>
+              <w:t>diffusion_code_expansion_circle/</w:t>
             </w:r>
           </w:p>
         </w:tc>
@@ -2208,78 +2071,11 @@
             <w:pPr>
               <w:spacing w:after="0"/>
             </w:pPr>
-            <w:proofErr w:type="spellStart"/>
             <w:r>
               <w:rPr>
                 <w:sz w:val="18"/>
               </w:rPr>
-              <w:t>diffusion_code_expansion_two_moons</w:t>
-            </w:r>
-            <w:proofErr w:type="spellEnd"/>
-            <w:r>
-              <w:rPr>
-                <w:sz w:val="18"/>
-              </w:rPr>
-              <w:t>/</w:t>
-            </w:r>
-          </w:p>
-        </w:tc>
-        <w:tc>
-          <w:tcPr>
-            <w:tcW w:w="5560" w:type="dxa"/>
-            <w:tcMar>
-              <w:top w:w="80" w:type="dxa"/>
-              <w:left w:w="120" w:type="dxa"/>
-              <w:bottom w:w="80" w:type="dxa"/>
-              <w:right w:w="120" w:type="dxa"/>
-            </w:tcMar>
-            <w:vAlign w:val="center"/>
-          </w:tcPr>
-          <w:p>
-            <w:pPr>
-              <w:spacing w:after="0"/>
-            </w:pPr>
-            <w:r>
-              <w:rPr>
-                <w:sz w:val="18"/>
-              </w:rPr>
-              <w:t>Initial noisy two-moons extension.</w:t>
-            </w:r>
-          </w:p>
-        </w:tc>
-      </w:tr>
-      <w:tr>
-        <w:trPr>
-          <w:cantSplit/>
-        </w:trPr>
-        <w:tc>
-          <w:tcPr>
-            <w:tcW w:w="3800" w:type="dxa"/>
-            <w:tcMar>
-              <w:top w:w="80" w:type="dxa"/>
-              <w:left w:w="120" w:type="dxa"/>
-              <w:bottom w:w="80" w:type="dxa"/>
-              <w:right w:w="120" w:type="dxa"/>
-            </w:tcMar>
-            <w:vAlign w:val="center"/>
-          </w:tcPr>
-          <w:p>
-            <w:pPr>
-              <w:spacing w:after="0"/>
-            </w:pPr>
-            <w:proofErr w:type="spellStart"/>
-            <w:r>
-              <w:rPr>
-                <w:sz w:val="18"/>
-              </w:rPr>
-              <w:t>diffusion_code_expansion_checkerboard</w:t>
-            </w:r>
-            <w:proofErr w:type="spellEnd"/>
-            <w:r>
-              <w:rPr>
-                <w:sz w:val="18"/>
-              </w:rPr>
-              <w:t>/</w:t>
+              <w:t>diffusion_code_expansion_checkerboard/</w:t>
             </w:r>
           </w:p>
         </w:tc>
@@ -2326,19 +2122,11 @@
             <w:pPr>
               <w:spacing w:after="0"/>
             </w:pPr>
-            <w:proofErr w:type="spellStart"/>
             <w:r>
               <w:rPr>
                 <w:sz w:val="18"/>
               </w:rPr>
-              <w:t>two_moons_shape</w:t>
-            </w:r>
-            <w:proofErr w:type="spellEnd"/>
-            <w:r>
-              <w:rPr>
-                <w:sz w:val="18"/>
-              </w:rPr>
-              <w:t>/</w:t>
+              <w:t>two_moons_shape/</w:t>
             </w:r>
           </w:p>
         </w:tc>
@@ -2361,7 +2149,7 @@
               <w:rPr>
                 <w:sz w:val="18"/>
               </w:rPr>
-              <w:t>Later corrected two-moons geometry without additive noise.</w:t>
+              <w:t>Final two-moons extension without additive noise.</w:t>
             </w:r>
           </w:p>
         </w:tc>
@@ -2390,7 +2178,6 @@
         <w:pStyle w:val="Heading2"/>
       </w:pPr>
       <w:r>
-        <w:lastRenderedPageBreak/>
         <w:t>4.2 Main source files</w:t>
       </w:r>
     </w:p>
@@ -2536,6 +2323,7 @@
               <w:rPr>
                 <w:sz w:val="18"/>
               </w:rPr>
+              <w:lastRenderedPageBreak/>
               <w:t>compute_each_term.py</w:t>
             </w:r>
           </w:p>
@@ -2740,57 +2528,6 @@
               <w:rPr>
                 <w:sz w:val="18"/>
               </w:rPr>
-              <w:t>load_and_run*.py</w:t>
-            </w:r>
-          </w:p>
-        </w:tc>
-        <w:tc>
-          <w:tcPr>
-            <w:tcW w:w="6360" w:type="dxa"/>
-            <w:tcMar>
-              <w:top w:w="80" w:type="dxa"/>
-              <w:left w:w="120" w:type="dxa"/>
-              <w:bottom w:w="80" w:type="dxa"/>
-              <w:right w:w="120" w:type="dxa"/>
-            </w:tcMar>
-            <w:vAlign w:val="center"/>
-          </w:tcPr>
-          <w:p>
-            <w:pPr>
-              <w:spacing w:after="0"/>
-            </w:pPr>
-            <w:r>
-              <w:rPr>
-                <w:sz w:val="18"/>
-              </w:rPr>
-              <w:t>Older loading and diagnostic helpers.</w:t>
-            </w:r>
-          </w:p>
-        </w:tc>
-      </w:tr>
-      <w:tr>
-        <w:trPr>
-          <w:cantSplit/>
-        </w:trPr>
-        <w:tc>
-          <w:tcPr>
-            <w:tcW w:w="3000" w:type="dxa"/>
-            <w:tcMar>
-              <w:top w:w="80" w:type="dxa"/>
-              <w:left w:w="120" w:type="dxa"/>
-              <w:bottom w:w="80" w:type="dxa"/>
-              <w:right w:w="120" w:type="dxa"/>
-            </w:tcMar>
-            <w:vAlign w:val="center"/>
-          </w:tcPr>
-          <w:p>
-            <w:pPr>
-              <w:spacing w:after="0"/>
-            </w:pPr>
-            <w:r>
-              <w:rPr>
-                <w:sz w:val="18"/>
-              </w:rPr>
               <w:t>replicate_table.py / plot_comparison.py</w:t>
             </w:r>
           </w:p>
@@ -2885,7 +2622,31 @@
         <w:pStyle w:val="ListNumber"/>
       </w:pPr>
       <w:r>
-        <w:t>Run compute_each_term.py with the trained model. Use --model when the filename differs from the default.</w:t>
+        <w:t xml:space="preserve">Run compute_each_term.py with the </w:t>
+      </w:r>
+      <w:r>
+        <w:rPr>
+          <w:rFonts w:eastAsia="宋体"/>
+          <w:lang w:eastAsia="zh-CN"/>
+        </w:rPr>
+        <w:t>substituted</w:t>
+      </w:r>
+      <w:r>
+        <w:rPr>
+          <w:rFonts w:eastAsia="宋体" w:hint="eastAsia"/>
+          <w:lang w:eastAsia="zh-CN"/>
+        </w:rPr>
+        <w:t xml:space="preserve"> </w:t>
+      </w:r>
+      <w:r>
+        <w:t>trained model</w:t>
+      </w:r>
+      <w:r>
+        <w:rPr>
+          <w:rFonts w:eastAsia="宋体" w:hint="eastAsia"/>
+          <w:lang w:eastAsia="zh-CN"/>
+        </w:rPr>
+        <w:t xml:space="preserve"> parameter in the parse_args() function , and target output csv filename. </w:t>
       </w:r>
     </w:p>
     <w:p>
@@ -3208,7 +2969,6 @@
           <w:rFonts w:eastAsia="宋体" w:hint="eastAsia"/>
           <w:lang w:eastAsia="zh-CN"/>
         </w:rPr>
-        <w:lastRenderedPageBreak/>
         <w:t>7</w:t>
       </w:r>
       <w:r>
@@ -3234,23 +2994,15 @@
           <w:rFonts w:eastAsia="宋体"/>
           <w:lang w:eastAsia="zh-CN"/>
         </w:rPr>
-        <w:t xml:space="preserve">No global random seed was fixed in the reported experiments. Training therefore depends on random network </w:t>
+        <w:t xml:space="preserve">No global random seed was fixed in the reported experiments. Training therefore depends on random network initialisation, minibatch ordering, sampled diffusion time steps and Gaussian noise. Certificate evaluation also uses newly generated certification samples and stochastic reverse </w:t>
       </w:r>
-      <w:proofErr w:type="spellStart"/>
       <w:r>
         <w:rPr>
           <w:rFonts w:eastAsia="宋体"/>
           <w:lang w:eastAsia="zh-CN"/>
         </w:rPr>
-        <w:t>initialisation</w:t>
-      </w:r>
-      <w:proofErr w:type="spellEnd"/>
-      <w:r>
-        <w:rPr>
-          <w:rFonts w:eastAsia="宋体"/>
-          <w:lang w:eastAsia="zh-CN"/>
-        </w:rPr>
-        <w:t>, minibatch ordering, sampled diffusion time steps and Gaussian noise. Certificate evaluation also uses newly generated certification samples and stochastic reverse trajectories. Consequently, independent executions are not expected to reproduce exactly identical numerical values. The archived result folders are supplied as reference outputs from the runs reported in the dissertation.</w:t>
+        <w:lastRenderedPageBreak/>
+        <w:t>trajectories. Consequently, independent executions are not expected to reproduce exactly identical numerical values. The archived result folders are supplied as reference outputs from the runs reported in the dissertation.</w:t>
       </w:r>
     </w:p>
     <w:p>
@@ -4184,7 +3936,6 @@
   <w:style w:type="character" w:default="1" w:styleId="DefaultParagraphFont">
     <w:name w:val="Default Paragraph Font"/>
     <w:uiPriority w:val="1"/>
-    <w:semiHidden/>
     <w:unhideWhenUsed/>
   </w:style>
   <w:style w:type="table" w:default="1" w:styleId="TableNormal">

--- a/CSDI-10895055-am.docx
+++ b/CSDI-10895055-am.docx
@@ -1786,14 +1786,18 @@
             <w:vAlign w:val="center"/>
           </w:tcPr>
           <w:p>
-            <w:pPr>
-              <w:spacing w:after="0"/>
-            </w:pPr>
             <w:r>
               <w:rPr>
                 <w:sz w:val="16"/>
               </w:rPr>
-              <w:t>two_moons_shape/</w:t>
+              <w:t>diffusion_code_expansion_</w:t>
+            </w:r>
+            <w:r>
+              <w:rPr>
+                <w:sz w:val="16"/>
+              </w:rPr>
+              <w:br/>
+              <w:t>two_moons_no_noise/</w:t>
             </w:r>
             <w:r>
               <w:rPr>
@@ -1837,7 +1841,7 @@
     <w:p>
       <w:pPr>
         <w:rPr>
-          <w:rFonts w:eastAsia="宋体" w:hint="eastAsia"/>
+          <w:rFonts w:eastAsia="宋体"/>
           <w:lang w:eastAsia="zh-CN"/>
         </w:rPr>
       </w:pPr>
@@ -2119,14 +2123,18 @@
             <w:vAlign w:val="center"/>
           </w:tcPr>
           <w:p>
-            <w:pPr>
-              <w:spacing w:after="0"/>
-            </w:pPr>
             <w:r>
               <w:rPr>
                 <w:sz w:val="18"/>
               </w:rPr>
-              <w:t>two_moons_shape/</w:t>
+              <w:t>diffusion_code_expansion_</w:t>
+            </w:r>
+            <w:r>
+              <w:rPr>
+                <w:sz w:val="18"/>
+              </w:rPr>
+              <w:br/>
+              <w:t>two_moons_no_noise/</w:t>
             </w:r>
           </w:p>
         </w:tc>
@@ -2272,6 +2280,7 @@
               <w:rPr>
                 <w:sz w:val="18"/>
               </w:rPr>
+              <w:lastRenderedPageBreak/>
               <w:t>main_*.py</w:t>
             </w:r>
           </w:p>
@@ -2323,7 +2332,6 @@
               <w:rPr>
                 <w:sz w:val="18"/>
               </w:rPr>
-              <w:lastRenderedPageBreak/>
               <w:t>compute_each_term.py</w:t>
             </w:r>
           </w:p>
@@ -2597,9 +2605,15 @@
       <w:pPr>
         <w:spacing w:after="0"/>
       </w:pPr>
-      <w:r>
-        <w:t>https://github.com/egoist945402376/dissertation2026_yue</w:t>
-      </w:r>
+      <w:hyperlink r:id="rId8" w:history="1">
+        <w:r>
+          <w:rPr>
+            <w:color w:val="0563C1"/>
+            <w:u w:val="single"/>
+          </w:rPr>
+          <w:t>https://github.com/egoist945402376/dissertation2026_yue</w:t>
+        </w:r>
+      </w:hyperlink>
     </w:p>
     <w:p>
       <w:pPr>
@@ -2612,24 +2626,39 @@
     <w:p>
       <w:pPr>
         <w:pStyle w:val="ListNumber"/>
+        <w:ind w:left="440" w:hanging="440"/>
       </w:pPr>
       <w:r>
-        <w:t>Run the relevant main_*.py file to train the model and save the checkpoint and sample plots.</w:t>
+        <w:t xml:space="preserve">From the repository root, install the required Python packages by running </w:t>
+      </w:r>
+      <w:r>
+        <w:rPr>
+          <w:rFonts w:ascii="Consolas" w:hAnsi="Consolas"/>
+          <w:sz w:val="20"/>
+        </w:rPr>
+        <w:t>python -m pip install -r requirements.txt</w:t>
+      </w:r>
+      <w:r>
+        <w:t>.</w:t>
       </w:r>
     </w:p>
     <w:p>
       <w:pPr>
         <w:pStyle w:val="ListNumber"/>
+        <w:ind w:left="440" w:hanging="440"/>
       </w:pPr>
       <w:r>
-        <w:t xml:space="preserve">Run compute_each_term.py with the </w:t>
+        <w:t xml:space="preserve">Change to the directory of the experiment to be reproduced, as listed in Section 3.2 (for example, </w:t>
       </w:r>
       <w:r>
         <w:rPr>
-          <w:rFonts w:eastAsia="宋体"/>
-          <w:lang w:eastAsia="zh-CN"/>
+          <w:rFonts w:ascii="Consolas" w:hAnsi="Consolas"/>
+          <w:sz w:val="20"/>
         </w:rPr>
-        <w:t>substituted</w:t>
+        <w:t>cd diffusion_code_expansion_circle</w:t>
+      </w:r>
+      <w:r>
+        <w:t xml:space="preserve">). </w:t>
       </w:r>
       <w:r>
         <w:rPr>
@@ -2639,28 +2668,80 @@
         <w:t xml:space="preserve"> </w:t>
       </w:r>
       <w:r>
-        <w:t>trained model</w:t>
-      </w:r>
-      <w:r>
-        <w:rPr>
-          <w:rFonts w:eastAsia="宋体" w:hint="eastAsia"/>
-          <w:lang w:eastAsia="zh-CN"/>
-        </w:rPr>
-        <w:t xml:space="preserve"> parameter in the parse_args() function , and target output csv filename. </w:t>
+        <w:t>By default, all checkpoints, plots and CSV files are read from or written to the directory containing the corresponding experiment script. This behaviour is independent of the current working directory used by the terminal or IDE. Alternative model and CSV paths may be supplied using the --model and --output arguments.</w:t>
       </w:r>
     </w:p>
     <w:p>
       <w:pPr>
         <w:pStyle w:val="ListNumber"/>
+        <w:ind w:left="440" w:hanging="440"/>
       </w:pPr>
       <w:r>
-        <w:t>Check that the output CSV contains six rows, one for each lambda value, and compare it with the corresponding archived result folder.</w:t>
+        <w:t xml:space="preserve">Run the relevant main script to train the model and save the checkpoint and sample plots (for example, </w:t>
+      </w:r>
+      <w:r>
+        <w:rPr>
+          <w:rFonts w:ascii="Consolas" w:hAnsi="Consolas"/>
+          <w:sz w:val="20"/>
+        </w:rPr>
+        <w:t>python main_circle.py</w:t>
+      </w:r>
+      <w:r>
+        <w:t>).</w:t>
       </w:r>
     </w:p>
     <w:p>
       <w:pPr>
-        <w:pStyle w:val="Heading1"/>
+        <w:pStyle w:val="ListNumber"/>
+        <w:ind w:left="440" w:hanging="440"/>
       </w:pPr>
+      <w:r>
+        <w:t xml:space="preserve">After training is complete, run </w:t>
+      </w:r>
+      <w:r>
+        <w:rPr>
+          <w:rFonts w:ascii="Consolas" w:hAnsi="Consolas"/>
+          <w:sz w:val="20"/>
+        </w:rPr>
+        <w:t>python compute_each_term.py --model &lt;checkpoint_filename&gt; --output &lt;output_csv_filename&gt;</w:t>
+      </w:r>
+      <w:r>
+        <w:t>.  Use the checkpoint filename created by the corresponding main script.</w:t>
+      </w:r>
+    </w:p>
+    <w:p>
+      <w:pPr>
+        <w:pStyle w:val="ListNumber"/>
+        <w:ind w:left="440" w:hanging="440"/>
+      </w:pPr>
+      <w:r>
+        <w:t>Check that the generated CSV contains six data rows, one for each lambda value, and compare the results with the corresponding archived result folder.</w:t>
+      </w:r>
+    </w:p>
+    <w:p>
+      <w:pPr>
+        <w:pStyle w:val="ListNumber"/>
+        <w:numPr>
+          <w:ilvl w:val="0"/>
+          <w:numId w:val="0"/>
+        </w:numPr>
+      </w:pPr>
+      <w:r>
+        <w:rPr>
+          <w:rFonts w:eastAsia="宋体"/>
+          <w:b/>
+          <w:bCs/>
+          <w:lang w:eastAsia="zh-CN"/>
+        </w:rPr>
+        <w:t>Note:</w:t>
+      </w:r>
+      <w:r>
+        <w:rPr>
+          <w:rFonts w:eastAsia="宋体"/>
+          <w:lang w:eastAsia="zh-CN"/>
+        </w:rPr>
+        <w:t xml:space="preserve"> If a file-not-found error occurs, verify that the IDE or terminal is using the intended repository checkout and inspect its configured working directory. Also confirm that the checkpoint remains in the corresponding experiment directory; an absolute path may be supplied to --model if necessary.</w:t>
+      </w:r>
       <w:r>
         <w:t>6. Dataset-specific Experiments</w:t>
       </w:r>
@@ -2815,6 +2896,7 @@
               <w:rPr>
                 <w:sz w:val="18"/>
               </w:rPr>
+              <w:lastRenderedPageBreak/>
               <w:t>circle_new_1/ and circle_new_2/</w:t>
             </w:r>
           </w:p>
@@ -2994,15 +3076,7 @@
           <w:rFonts w:eastAsia="宋体"/>
           <w:lang w:eastAsia="zh-CN"/>
         </w:rPr>
-        <w:t xml:space="preserve">No global random seed was fixed in the reported experiments. Training therefore depends on random network initialisation, minibatch ordering, sampled diffusion time steps and Gaussian noise. Certificate evaluation also uses newly generated certification samples and stochastic reverse </w:t>
-      </w:r>
-      <w:r>
-        <w:rPr>
-          <w:rFonts w:eastAsia="宋体"/>
-          <w:lang w:eastAsia="zh-CN"/>
-        </w:rPr>
-        <w:lastRenderedPageBreak/>
-        <w:t>trajectories. Consequently, independent executions are not expected to reproduce exactly identical numerical values. The archived result folders are supplied as reference outputs from the runs reported in the dissertation.</w:t>
+        <w:t>No global random seed was fixed in the reported experiments. Training therefore depends on random network initialisation, minibatch ordering, sampled diffusion time steps and Gaussian noise. Certificate evaluation also uses newly generated certification samples and stochastic reverse trajectories. Consequently, independent executions are not expected to reproduce exactly identical numerical values. The archived result folders are supplied as reference outputs from the runs reported in the dissertation.</w:t>
       </w:r>
     </w:p>
     <w:p>
@@ -3011,8 +3085,8 @@
       </w:pPr>
     </w:p>
     <w:sectPr>
-      <w:headerReference w:type="default" r:id="rId8"/>
-      <w:footerReference w:type="default" r:id="rId9"/>
+      <w:headerReference w:type="default" r:id="rId9"/>
+      <w:footerReference w:type="default" r:id="rId10"/>
       <w:pgSz w:w="11906" w:h="16838"/>
       <w:pgMar w:top="1304" w:right="1417" w:bottom="1304" w:left="1417" w:header="680" w:footer="680" w:gutter="0"/>
       <w:cols w:space="720"/>
@@ -3262,7 +3336,7 @@
   <w:abstractNum w:abstractNumId="7" w15:restartNumberingAfterBreak="0">
     <w:nsid w:val="FFFFFF88"/>
     <w:multiLevelType w:val="singleLevel"/>
-    <w:tmpl w:val="D0A62B40"/>
+    <w:tmpl w:val="79D2D994"/>
     <w:lvl w:ilvl="0">
       <w:start w:val="1"/>
       <w:numFmt w:val="decimal"/>
@@ -3273,7 +3347,7 @@
         <w:tabs>
           <w:tab w:val="num" w:pos="360"/>
         </w:tabs>
-        <w:ind w:left="360" w:hanging="360"/>
+        <w:ind w:left="360" w:hangingChars="200" w:hanging="360"/>
       </w:pPr>
     </w:lvl>
   </w:abstractNum>
@@ -3324,6 +3398,12 @@
   </w:num>
   <w:num w:numId="9" w16cid:durableId="1127969464">
     <w:abstractNumId w:val="0"/>
+  </w:num>
+  <w:num w:numId="10" w16cid:durableId="796337225">
+    <w:abstractNumId w:val="7"/>
+  </w:num>
+  <w:num w:numId="11" w16cid:durableId="2139100722">
+    <w:abstractNumId w:val="7"/>
   </w:num>
 </w:numbering>
 </file>

--- a/CSDI-10895055-am.docx
+++ b/CSDI-10895055-am.docx
@@ -144,15 +144,6 @@
           <w:lang w:eastAsia="zh-CN"/>
         </w:rPr>
         <w:t>A GitHub link is also included in Section 4.3.</w:t>
-      </w:r>
-      <w:r>
-        <w:rPr>
-          <w:rFonts w:eastAsia="宋体" w:hint="eastAsia"/>
-          <w:b/>
-          <w:bCs/>
-          <w:lang w:eastAsia="zh-CN"/>
-        </w:rPr>
-        <w:t>.</w:t>
       </w:r>
     </w:p>
     <w:p>
@@ -2183,9 +2174,19 @@
     </w:p>
     <w:p>
       <w:pPr>
+        <w:spacing w:after="0"/>
+        <w:rPr>
+          <w:rFonts w:eastAsia="宋体" w:hint="eastAsia"/>
+          <w:lang w:eastAsia="zh-CN"/>
+        </w:rPr>
+      </w:pPr>
+    </w:p>
+    <w:p>
+      <w:pPr>
         <w:pStyle w:val="Heading2"/>
       </w:pPr>
       <w:r>
+        <w:lastRenderedPageBreak/>
         <w:t>4.2 Main source files</w:t>
       </w:r>
     </w:p>
@@ -2280,7 +2281,6 @@
               <w:rPr>
                 <w:sz w:val="18"/>
               </w:rPr>
-              <w:lastRenderedPageBreak/>
               <w:t>main_*.py</w:t>
             </w:r>
           </w:p>
@@ -2725,6 +2725,10 @@
           <w:ilvl w:val="0"/>
           <w:numId w:val="0"/>
         </w:numPr>
+        <w:rPr>
+          <w:rFonts w:eastAsia="宋体"/>
+          <w:lang w:eastAsia="zh-CN"/>
+        </w:rPr>
       </w:pPr>
       <w:r>
         <w:rPr>
@@ -2748,10 +2752,48 @@
     </w:p>
     <w:p>
       <w:pPr>
+        <w:pStyle w:val="ListNumber"/>
+        <w:numPr>
+          <w:ilvl w:val="0"/>
+          <w:numId w:val="0"/>
+        </w:numPr>
+        <w:rPr>
+          <w:rFonts w:eastAsia="宋体" w:hint="eastAsia"/>
+          <w:lang w:eastAsia="zh-CN"/>
+        </w:rPr>
+      </w:pPr>
+    </w:p>
+    <w:p>
+      <w:pPr>
         <w:pStyle w:val="Heading2"/>
+        <w:rPr>
+          <w:sz w:val="32"/>
+          <w:szCs w:val="32"/>
+        </w:rPr>
       </w:pPr>
       <w:r>
-        <w:t>6.1 Results used in the report</w:t>
+        <w:rPr>
+          <w:sz w:val="32"/>
+          <w:szCs w:val="32"/>
+        </w:rPr>
+        <w:lastRenderedPageBreak/>
+        <w:t>6</w:t>
+      </w:r>
+      <w:r>
+        <w:rPr>
+          <w:rFonts w:ascii="宋体" w:eastAsia="宋体" w:hAnsi="宋体" w:hint="eastAsia"/>
+          <w:sz w:val="32"/>
+          <w:szCs w:val="32"/>
+          <w:lang w:eastAsia="zh-CN"/>
+        </w:rPr>
+        <w:t>.</w:t>
+      </w:r>
+      <w:r>
+        <w:rPr>
+          <w:sz w:val="32"/>
+          <w:szCs w:val="32"/>
+        </w:rPr>
+        <w:t>Results used in the report</w:t>
       </w:r>
     </w:p>
     <w:tbl>
@@ -2896,7 +2938,6 @@
               <w:rPr>
                 <w:sz w:val="18"/>
               </w:rPr>
-              <w:lastRenderedPageBreak/>
               <w:t>circle_new_1/ and circle_new_2/</w:t>
             </w:r>
           </w:p>
@@ -4016,6 +4057,7 @@
   <w:style w:type="character" w:default="1" w:styleId="DefaultParagraphFont">
     <w:name w:val="Default Paragraph Font"/>
     <w:uiPriority w:val="1"/>
+    <w:semiHidden/>
     <w:unhideWhenUsed/>
   </w:style>
   <w:style w:type="table" w:default="1" w:styleId="TableNormal">

--- a/CSDI-10895055-am.docx
+++ b/CSDI-10895055-am.docx
@@ -66,12 +66,21 @@
           <w:lang w:eastAsia="zh-CN"/>
         </w:rPr>
       </w:pPr>
+      <w:proofErr w:type="spellStart"/>
       <w:r>
         <w:rPr>
           <w:b/>
           <w:sz w:val="21"/>
         </w:rPr>
-        <w:t>Programme: Computer Science Data Informatics</w:t>
+        <w:t>Programme</w:t>
+      </w:r>
+      <w:proofErr w:type="spellEnd"/>
+      <w:r>
+        <w:rPr>
+          <w:b/>
+          <w:sz w:val="21"/>
+        </w:rPr>
+        <w:t>: Computer Science Data Informatics</w:t>
       </w:r>
     </w:p>
     <w:p>
@@ -407,12 +416,14 @@
             <w:pPr>
               <w:spacing w:after="0"/>
             </w:pPr>
+            <w:proofErr w:type="spellStart"/>
             <w:r>
               <w:rPr>
                 <w:sz w:val="18"/>
               </w:rPr>
               <w:t>PyTorch</w:t>
             </w:r>
+            <w:proofErr w:type="spellEnd"/>
           </w:p>
         </w:tc>
         <w:tc>
@@ -509,12 +520,14 @@
             <w:pPr>
               <w:spacing w:after="0"/>
             </w:pPr>
+            <w:proofErr w:type="spellStart"/>
             <w:r>
               <w:rPr>
                 <w:sz w:val="18"/>
               </w:rPr>
               <w:t>torchvision</w:t>
             </w:r>
+            <w:proofErr w:type="spellEnd"/>
           </w:p>
         </w:tc>
         <w:tc>
@@ -560,12 +573,14 @@
             <w:pPr>
               <w:spacing w:after="0"/>
             </w:pPr>
+            <w:proofErr w:type="spellStart"/>
             <w:r>
               <w:rPr>
                 <w:sz w:val="18"/>
               </w:rPr>
               <w:t>tqdm</w:t>
             </w:r>
+            <w:proofErr w:type="spellEnd"/>
           </w:p>
         </w:tc>
         <w:tc>
@@ -902,7 +917,35 @@
               <w:rPr>
                 <w:sz w:val="18"/>
               </w:rPr>
-              <w:t>Linear; beta_start = 1e-4, beta_end = 0.02</w:t>
+              <w:t xml:space="preserve">Linear; </w:t>
+            </w:r>
+            <w:proofErr w:type="spellStart"/>
+            <w:r>
+              <w:rPr>
+                <w:sz w:val="18"/>
+              </w:rPr>
+              <w:t>beta_start</w:t>
+            </w:r>
+            <w:proofErr w:type="spellEnd"/>
+            <w:r>
+              <w:rPr>
+                <w:sz w:val="18"/>
+              </w:rPr>
+              <w:t xml:space="preserve"> = 1e-4, </w:t>
+            </w:r>
+            <w:proofErr w:type="spellStart"/>
+            <w:r>
+              <w:rPr>
+                <w:sz w:val="18"/>
+              </w:rPr>
+              <w:t>beta_end</w:t>
+            </w:r>
+            <w:proofErr w:type="spellEnd"/>
+            <w:r>
+              <w:rPr>
+                <w:sz w:val="18"/>
+              </w:rPr>
+              <w:t xml:space="preserve"> = 0.02</w:t>
             </w:r>
           </w:p>
         </w:tc>
@@ -1603,11 +1646,19 @@
             <w:pPr>
               <w:spacing w:after="0"/>
             </w:pPr>
+            <w:proofErr w:type="spellStart"/>
             <w:r>
               <w:rPr>
                 <w:sz w:val="16"/>
               </w:rPr>
-              <w:t>diffusion_code/</w:t>
+              <w:t>diffusion_code</w:t>
+            </w:r>
+            <w:proofErr w:type="spellEnd"/>
+            <w:r>
+              <w:rPr>
+                <w:sz w:val="16"/>
+              </w:rPr>
+              <w:t>/</w:t>
             </w:r>
             <w:r>
               <w:rPr>
@@ -1662,11 +1713,19 @@
             <w:pPr>
               <w:spacing w:after="0"/>
             </w:pPr>
+            <w:proofErr w:type="spellStart"/>
             <w:r>
               <w:rPr>
                 <w:sz w:val="16"/>
               </w:rPr>
-              <w:t>diffusion_code_expansion_circle/</w:t>
+              <w:t>diffusion_code_expansion_circle</w:t>
+            </w:r>
+            <w:proofErr w:type="spellEnd"/>
+            <w:r>
+              <w:rPr>
+                <w:sz w:val="16"/>
+              </w:rPr>
+              <w:t>/</w:t>
             </w:r>
             <w:r>
               <w:rPr>
@@ -1721,11 +1780,19 @@
             <w:pPr>
               <w:spacing w:after="0"/>
             </w:pPr>
+            <w:proofErr w:type="spellStart"/>
             <w:r>
               <w:rPr>
                 <w:sz w:val="16"/>
               </w:rPr>
-              <w:t>diffusion_code_expansion_checkerboard/</w:t>
+              <w:t>diffusion_code_expansion_checkerboard</w:t>
+            </w:r>
+            <w:proofErr w:type="spellEnd"/>
+            <w:r>
+              <w:rPr>
+                <w:sz w:val="16"/>
+              </w:rPr>
+              <w:t>/</w:t>
             </w:r>
             <w:r>
               <w:rPr>
@@ -1777,18 +1844,39 @@
             <w:vAlign w:val="center"/>
           </w:tcPr>
           <w:p>
+            <w:proofErr w:type="spellStart"/>
             <w:r>
               <w:rPr>
                 <w:sz w:val="16"/>
               </w:rPr>
-              <w:t>diffusion_code_expansion_</w:t>
+              <w:t>diffusion_code_expansion</w:t>
+            </w:r>
+            <w:proofErr w:type="spellEnd"/>
+            <w:r>
+              <w:rPr>
+                <w:sz w:val="16"/>
+              </w:rPr>
+              <w:t>_</w:t>
             </w:r>
             <w:r>
               <w:rPr>
                 <w:sz w:val="16"/>
               </w:rPr>
               <w:br/>
-              <w:t>two_moons_no_noise/</w:t>
+            </w:r>
+            <w:proofErr w:type="spellStart"/>
+            <w:r>
+              <w:rPr>
+                <w:sz w:val="16"/>
+              </w:rPr>
+              <w:t>two_moons_no_noise</w:t>
+            </w:r>
+            <w:proofErr w:type="spellEnd"/>
+            <w:r>
+              <w:rPr>
+                <w:sz w:val="16"/>
+              </w:rPr>
+              <w:t>/</w:t>
             </w:r>
             <w:r>
               <w:rPr>
@@ -1964,11 +2052,19 @@
             <w:pPr>
               <w:spacing w:after="0"/>
             </w:pPr>
+            <w:proofErr w:type="spellStart"/>
             <w:r>
               <w:rPr>
                 <w:sz w:val="18"/>
               </w:rPr>
-              <w:t>diffusion_code/</w:t>
+              <w:t>diffusion_code</w:t>
+            </w:r>
+            <w:proofErr w:type="spellEnd"/>
+            <w:r>
+              <w:rPr>
+                <w:sz w:val="18"/>
+              </w:rPr>
+              <w:t>/</w:t>
             </w:r>
           </w:p>
         </w:tc>
@@ -2015,11 +2111,19 @@
             <w:pPr>
               <w:spacing w:after="0"/>
             </w:pPr>
+            <w:proofErr w:type="spellStart"/>
             <w:r>
               <w:rPr>
                 <w:sz w:val="18"/>
               </w:rPr>
-              <w:t>diffusion_code_expansion_circle/</w:t>
+              <w:t>diffusion_code_expansion_circle</w:t>
+            </w:r>
+            <w:proofErr w:type="spellEnd"/>
+            <w:r>
+              <w:rPr>
+                <w:sz w:val="18"/>
+              </w:rPr>
+              <w:t>/</w:t>
             </w:r>
           </w:p>
         </w:tc>
@@ -2066,11 +2170,19 @@
             <w:pPr>
               <w:spacing w:after="0"/>
             </w:pPr>
+            <w:proofErr w:type="spellStart"/>
             <w:r>
               <w:rPr>
                 <w:sz w:val="18"/>
               </w:rPr>
-              <w:t>diffusion_code_expansion_checkerboard/</w:t>
+              <w:t>diffusion_code_expansion_checkerboard</w:t>
+            </w:r>
+            <w:proofErr w:type="spellEnd"/>
+            <w:r>
+              <w:rPr>
+                <w:sz w:val="18"/>
+              </w:rPr>
+              <w:t>/</w:t>
             </w:r>
           </w:p>
         </w:tc>
@@ -2114,18 +2226,39 @@
             <w:vAlign w:val="center"/>
           </w:tcPr>
           <w:p>
+            <w:proofErr w:type="spellStart"/>
             <w:r>
               <w:rPr>
                 <w:sz w:val="18"/>
               </w:rPr>
-              <w:t>diffusion_code_expansion_</w:t>
+              <w:t>diffusion_code_expansion</w:t>
+            </w:r>
+            <w:proofErr w:type="spellEnd"/>
+            <w:r>
+              <w:rPr>
+                <w:sz w:val="18"/>
+              </w:rPr>
+              <w:t>_</w:t>
             </w:r>
             <w:r>
               <w:rPr>
                 <w:sz w:val="18"/>
               </w:rPr>
               <w:br/>
-              <w:t>two_moons_no_noise/</w:t>
+            </w:r>
+            <w:proofErr w:type="spellStart"/>
+            <w:r>
+              <w:rPr>
+                <w:sz w:val="18"/>
+              </w:rPr>
+              <w:t>two_moons_no_noise</w:t>
+            </w:r>
+            <w:proofErr w:type="spellEnd"/>
+            <w:r>
+              <w:rPr>
+                <w:sz w:val="18"/>
+              </w:rPr>
+              <w:t>/</w:t>
             </w:r>
           </w:p>
         </w:tc>
@@ -2176,7 +2309,7 @@
       <w:pPr>
         <w:spacing w:after="0"/>
         <w:rPr>
-          <w:rFonts w:eastAsia="宋体" w:hint="eastAsia"/>
+          <w:rFonts w:eastAsia="宋体"/>
           <w:lang w:eastAsia="zh-CN"/>
         </w:rPr>
       </w:pPr>
@@ -2655,8 +2788,17 @@
           <w:rFonts w:ascii="Consolas" w:hAnsi="Consolas"/>
           <w:sz w:val="20"/>
         </w:rPr>
-        <w:t>cd diffusion_code_expansion_circle</w:t>
+        <w:t xml:space="preserve">cd </w:t>
       </w:r>
+      <w:proofErr w:type="spellStart"/>
+      <w:r>
+        <w:rPr>
+          <w:rFonts w:ascii="Consolas" w:hAnsi="Consolas"/>
+          <w:sz w:val="20"/>
+        </w:rPr>
+        <w:t>diffusion_code_expansion_circle</w:t>
+      </w:r>
+      <w:proofErr w:type="spellEnd"/>
       <w:r>
         <w:t xml:space="preserve">). </w:t>
       </w:r>
@@ -2668,7 +2810,15 @@
         <w:t xml:space="preserve"> </w:t>
       </w:r>
       <w:r>
-        <w:t>By default, all checkpoints, plots and CSV files are read from or written to the directory containing the corresponding experiment script. This behaviour is independent of the current working directory used by the terminal or IDE. Alternative model and CSV paths may be supplied using the --model and --output arguments.</w:t>
+        <w:t xml:space="preserve">By default, all checkpoints, plots and CSV files are read from or written to the directory containing the corresponding experiment script. This </w:t>
+      </w:r>
+      <w:proofErr w:type="spellStart"/>
+      <w:r>
+        <w:t>behaviour</w:t>
+      </w:r>
+      <w:proofErr w:type="spellEnd"/>
+      <w:r>
+        <w:t xml:space="preserve"> is independent of the current working directory used by the terminal or IDE. Alternative model and CSV paths may be supplied using the --model and --output arguments.</w:t>
       </w:r>
     </w:p>
     <w:p>
@@ -2703,7 +2853,39 @@
           <w:rFonts w:ascii="Consolas" w:hAnsi="Consolas"/>
           <w:sz w:val="20"/>
         </w:rPr>
-        <w:t>python compute_each_term.py --model &lt;checkpoint_filename&gt; --output &lt;output_csv_filename&gt;</w:t>
+        <w:t>python compute_each_term.py --model &lt;</w:t>
+      </w:r>
+      <w:proofErr w:type="spellStart"/>
+      <w:r>
+        <w:rPr>
+          <w:rFonts w:ascii="Consolas" w:hAnsi="Consolas"/>
+          <w:sz w:val="20"/>
+        </w:rPr>
+        <w:t>checkpoint_filename</w:t>
+      </w:r>
+      <w:proofErr w:type="spellEnd"/>
+      <w:r>
+        <w:rPr>
+          <w:rFonts w:ascii="Consolas" w:hAnsi="Consolas"/>
+          <w:sz w:val="20"/>
+        </w:rPr>
+        <w:t>&gt; --output &lt;</w:t>
+      </w:r>
+      <w:proofErr w:type="spellStart"/>
+      <w:r>
+        <w:rPr>
+          <w:rFonts w:ascii="Consolas" w:hAnsi="Consolas"/>
+          <w:sz w:val="20"/>
+        </w:rPr>
+        <w:t>output_csv_filename</w:t>
+      </w:r>
+      <w:proofErr w:type="spellEnd"/>
+      <w:r>
+        <w:rPr>
+          <w:rFonts w:ascii="Consolas" w:hAnsi="Consolas"/>
+          <w:sz w:val="20"/>
+        </w:rPr>
+        <w:t>&gt;</w:t>
       </w:r>
       <w:r>
         <w:t>.  Use the checkpoint filename created by the corresponding main script.</w:t>
@@ -2746,9 +2928,6 @@
         </w:rPr>
         <w:t xml:space="preserve"> If a file-not-found error occurs, verify that the IDE or terminal is using the intended repository checkout and inspect its configured working directory. Also confirm that the checkpoint remains in the corresponding experiment directory; an absolute path may be supplied to --model if necessary.</w:t>
       </w:r>
-      <w:r>
-        <w:t>6. Dataset-specific Experiments</w:t>
-      </w:r>
     </w:p>
     <w:p>
       <w:pPr>
@@ -2758,7 +2937,20 @@
           <w:numId w:val="0"/>
         </w:numPr>
         <w:rPr>
-          <w:rFonts w:eastAsia="宋体" w:hint="eastAsia"/>
+          <w:rFonts w:eastAsia="宋体"/>
+          <w:lang w:eastAsia="zh-CN"/>
+        </w:rPr>
+      </w:pPr>
+    </w:p>
+    <w:p>
+      <w:pPr>
+        <w:pStyle w:val="ListNumber"/>
+        <w:numPr>
+          <w:ilvl w:val="0"/>
+          <w:numId w:val="0"/>
+        </w:numPr>
+        <w:rPr>
+          <w:rFonts w:eastAsia="宋体"/>
           <w:lang w:eastAsia="zh-CN"/>
         </w:rPr>
       </w:pPr>
@@ -3117,7 +3309,23 @@
           <w:rFonts w:eastAsia="宋体"/>
           <w:lang w:eastAsia="zh-CN"/>
         </w:rPr>
-        <w:t>No global random seed was fixed in the reported experiments. Training therefore depends on random network initialisation, minibatch ordering, sampled diffusion time steps and Gaussian noise. Certificate evaluation also uses newly generated certification samples and stochastic reverse trajectories. Consequently, independent executions are not expected to reproduce exactly identical numerical values. The archived result folders are supplied as reference outputs from the runs reported in the dissertation.</w:t>
+        <w:t xml:space="preserve">No global random seed was fixed in the reported experiments. Training therefore depends on random network </w:t>
+      </w:r>
+      <w:proofErr w:type="spellStart"/>
+      <w:r>
+        <w:rPr>
+          <w:rFonts w:eastAsia="宋体"/>
+          <w:lang w:eastAsia="zh-CN"/>
+        </w:rPr>
+        <w:t>initialisation</w:t>
+      </w:r>
+      <w:proofErr w:type="spellEnd"/>
+      <w:r>
+        <w:rPr>
+          <w:rFonts w:eastAsia="宋体"/>
+          <w:lang w:eastAsia="zh-CN"/>
+        </w:rPr>
+        <w:t>, minibatch ordering, sampled diffusion time steps and Gaussian noise. Certificate evaluation also uses newly generated certification samples and stochastic reverse trajectories. Consequently, independent executions are not expected to reproduce exactly identical numerical values. The archived result folders are supplied as reference outputs from the runs reported in the dissertation.</w:t>
       </w:r>
     </w:p>
     <w:p>
